--- a/laporan/02_Phase_2_System_Design/Laporan_Perancangan_Sistem_Monitoring_SE2026_PPU_Phase2.docx
+++ b/laporan/02_Phase_2_System_Design/Laporan_Perancangan_Sistem_Monitoring_SE2026_PPU_Phase2.docx
@@ -170,20 +170,20 @@
                 <w:color w:val="27272A"/>
                 <w:sz w:val="20"/>
               </w:rPr>
-              <w:t>Yahya Abdurrohman, S.Tr.Stat.</w:t>
-            </w:r>
-          </w:p>
-          <w:p>
-            <w:pPr>
-              <w:spacing w:after="0"/>
-            </w:pPr>
-            <w:r>
-              <w:rPr>
-                <w:rFonts w:ascii="Calibri" w:hAnsi="Calibri"/>
-                <w:color w:val="27272A"/>
-                <w:sz w:val="20"/>
-              </w:rPr>
-              <w:t>NIP. 20020420 202410 1 002 | Pranata Komputer Ahli Pertama</w:t>
+              <w:t>Yahya Abdurrohman</w:t>
+            </w:r>
+          </w:p>
+          <w:p>
+            <w:pPr>
+              <w:spacing w:after="0"/>
+            </w:pPr>
+            <w:r>
+              <w:rPr>
+                <w:rFonts w:ascii="Calibri" w:hAnsi="Calibri"/>
+                <w:color w:val="27272A"/>
+                <w:sz w:val="20"/>
+              </w:rPr>
+              <w:t xml:space="preserve"> | Pranata Komputer Ahli Pertama</w:t>
             </w:r>
           </w:p>
         </w:tc>
@@ -769,7 +769,7 @@
                 <w:color w:val="27272A"/>
                 <w:sz w:val="20"/>
               </w:rPr>
-              <w:t>Yahya Abdurrohman, S.Tr.Stat.</w:t>
+              <w:t>Yahya Abdurrohman</w:t>
             </w:r>
           </w:p>
         </w:tc>
@@ -844,14 +844,7 @@
               <w:spacing w:after="0"/>
               <w:jc w:val="center"/>
             </w:pPr>
-            <w:r>
-              <w:rPr>
-                <w:rFonts w:ascii="Calibri" w:hAnsi="Calibri"/>
-                <w:color w:val="27272A"/>
-                <w:sz w:val="20"/>
-              </w:rPr>
-              <w:t>NIP. 20020420 202410 1 002</w:t>
-            </w:r>
+            <w:r/>
           </w:p>
         </w:tc>
         <w:tc>
@@ -15371,7 +15364,7 @@
                 <w:color w:val="222A35"/>
                 <w:sz w:val="20"/>
               </w:rPr>
-              <w:t>1. Yahya Abdurrohman, S.Tr.Stat. (Pranata Komputer)    : ( .......................... )</w:t>
+              <w:t>1. Yahya Abdurrohman (Pranata Komputer)    : ( .......................... )</w:t>
             </w:r>
           </w:p>
           <w:p>
@@ -18359,6 +18352,8 @@
       </w:pPr>
     </w:p>
     <w:sectPr>
+      <w:headerReference w:type="default" r:id="rId21"/>
+      <w:footerReference w:type="default" r:id="rId22"/>
       <w:pgSz w:w="12240" w:h="15840"/>
       <w:pgMar w:top="490" w:right="720" w:bottom="360" w:left="1008" w:header="504" w:footer="720" w:gutter="0"/>
       <w:cols w:space="720"/>
@@ -18540,6 +18535,16 @@
 </w:ftr>
 </file>
 
+<file path=word/footer3.xml><?xml version="1.0" encoding="utf-8"?>
+<w:ftr xmlns:m="http://schemas.openxmlformats.org/officeDocument/2006/math" xmlns:mc="http://schemas.openxmlformats.org/markup-compatibility/2006" xmlns:mo="http://schemas.microsoft.com/office/mac/office/2008/main" xmlns:mv="urn:schemas-microsoft-com:mac:vml" xmlns:o="urn:schemas-microsoft-com:office:office" xmlns:r="http://schemas.openxmlformats.org/officeDocument/2006/relationships" xmlns:v="urn:schemas-microsoft-com:vml" xmlns:w10="urn:schemas-microsoft-com:office:word" xmlns:w14="http://schemas.microsoft.com/office/word/2010/wordml" xmlns:w="http://schemas.openxmlformats.org/wordprocessingml/2006/main" xmlns:wne="http://schemas.microsoft.com/office/word/2006/wordml" xmlns:wp14="http://schemas.microsoft.com/office/word/2010/wordprocessingDrawing" xmlns:wp="http://schemas.openxmlformats.org/drawingml/2006/wordprocessingDrawing" xmlns:wpc="http://schemas.microsoft.com/office/word/2010/wordprocessingCanvas" xmlns:wpg="http://schemas.microsoft.com/office/word/2010/wordprocessingGroup" xmlns:wpi="http://schemas.microsoft.com/office/word/2010/wordprocessingInk" xmlns:wps="http://schemas.microsoft.com/office/word/2010/wordprocessingShape" mc:Ignorable="w14 wp14">
+  <w:p>
+    <w:pPr>
+      <w:pStyle w:val="Footer"/>
+    </w:pPr>
+  </w:p>
+</w:ftr>
+</file>
+
 <file path=word/footnotes.xml><?xml version="1.0" encoding="utf-8"?>
 <w:footnotes xmlns:wpc="http://schemas.microsoft.com/office/word/2010/wordprocessingCanvas" xmlns:cx="http://schemas.microsoft.com/office/drawing/2014/chartex" xmlns:cx1="http://schemas.microsoft.com/office/drawing/2015/9/8/chartex" xmlns:cx2="http://schemas.microsoft.com/office/drawing/2015/10/21/chartex" xmlns:cx3="http://schemas.microsoft.com/office/drawing/2016/5/9/chartex" xmlns:cx4="http://schemas.microsoft.com/office/drawing/2016/5/10/chartex" xmlns:cx5="http://schemas.microsoft.com/office/drawing/2016/5/11/chartex" xmlns:cx6="http://schemas.microsoft.com/office/drawing/2016/5/12/chartex" xmlns:cx7="http://schemas.microsoft.com/office/drawing/2016/5/13/chartex" xmlns:cx8="http://schemas.microsoft.com/office/drawing/2016/5/14/chartex" xmlns:mc="http://schemas.openxmlformats.org/markup-compatibility/2006" xmlns:aink="http://schemas.microsoft.com/office/drawing/2016/ink" xmlns:am3d="http://schemas.microsoft.com/office/drawing/2017/model3d" xmlns:o="urn:schemas-microsoft-com:office:office" xmlns:oel="http://schemas.microsoft.com/office/2019/extlst" xmlns:r="http://schemas.openxmlformats.org/officeDocument/2006/relationships" xmlns:m="http://schemas.openxmlformats.org/officeDocument/2006/math" xmlns:v="urn:schemas-microsoft-com:vml" xmlns:wp14="http://schemas.microsoft.com/office/word/2010/wordprocessingDrawing" xmlns:wp="http://schemas.openxmlformats.org/drawingml/2006/wordprocessingDrawing" xmlns:w10="urn:schemas-microsoft-com:office:word" xmlns:w="http://schemas.openxmlformats.org/wordprocessingml/2006/main" xmlns:w14="http://schemas.microsoft.com/office/word/2010/wordml" xmlns:w15="http://schemas.microsoft.com/office/word/2012/wordml" xmlns:w16cei="http://schemas.microsoft.com/office/word/2026/wordml/cei" xmlns:w16cex="http://schemas.microsoft.com/office/word/2018/wordml/cex" xmlns:w16cid="http://schemas.microsoft.com/office/word/2016/wordml/cid" xmlns:w16="http://schemas.microsoft.com/office/word/2018/wordml" xmlns:w16du="http://schemas.microsoft.com/office/word/2023/wordml/word16du" xmlns:w16sdtdh="http://schemas.microsoft.com/office/word/2020/wordml/sdtdatahash" xmlns:w16sdtfl="http://schemas.microsoft.com/office/word/2024/wordml/sdtformatlock" xmlns:w16se="http://schemas.microsoft.com/office/word/2015/wordml/symex" xmlns:wpg="http://schemas.microsoft.com/office/word/2010/wordprocessingGroup" xmlns:wpi="http://schemas.microsoft.com/office/word/2010/wordprocessingInk" xmlns:wne="http://schemas.microsoft.com/office/word/2006/wordml" xmlns:wps="http://schemas.microsoft.com/office/word/2010/wordprocessingShape" mc:Ignorable="w14 w15 w16se w16cid w16 w16cex w16sdtdh w16sdtfl w16du wp14">
   <w:footnote w:type="separator" w:id="-1">
@@ -18587,6 +18592,16 @@
       <w:pStyle w:val="Header"/>
     </w:pPr>
   </w:p>
+  <w:p>
+    <w:pPr>
+      <w:pStyle w:val="Header"/>
+    </w:pPr>
+  </w:p>
+</w:hdr>
+</file>
+
+<file path=word/header3.xml><?xml version="1.0" encoding="utf-8"?>
+<w:hdr xmlns:m="http://schemas.openxmlformats.org/officeDocument/2006/math" xmlns:mc="http://schemas.openxmlformats.org/markup-compatibility/2006" xmlns:mo="http://schemas.microsoft.com/office/mac/office/2008/main" xmlns:mv="urn:schemas-microsoft-com:mac:vml" xmlns:o="urn:schemas-microsoft-com:office:office" xmlns:r="http://schemas.openxmlformats.org/officeDocument/2006/relationships" xmlns:v="urn:schemas-microsoft-com:vml" xmlns:w10="urn:schemas-microsoft-com:office:word" xmlns:w14="http://schemas.microsoft.com/office/word/2010/wordml" xmlns:w="http://schemas.openxmlformats.org/wordprocessingml/2006/main" xmlns:wne="http://schemas.microsoft.com/office/word/2006/wordml" xmlns:wp14="http://schemas.microsoft.com/office/word/2010/wordprocessingDrawing" xmlns:wp="http://schemas.openxmlformats.org/drawingml/2006/wordprocessingDrawing" xmlns:wpc="http://schemas.microsoft.com/office/word/2010/wordprocessingCanvas" xmlns:wpg="http://schemas.microsoft.com/office/word/2010/wordprocessingGroup" xmlns:wpi="http://schemas.microsoft.com/office/word/2010/wordprocessingInk" xmlns:wps="http://schemas.microsoft.com/office/word/2010/wordprocessingShape" mc:Ignorable="w14 wp14">
   <w:p>
     <w:pPr>
       <w:pStyle w:val="Header"/>

--- a/laporan/02_Phase_2_System_Design/Laporan_Perancangan_Sistem_Monitoring_SE2026_PPU_Phase2.docx
+++ b/laporan/02_Phase_2_System_Design/Laporan_Perancangan_Sistem_Monitoring_SE2026_PPU_Phase2.docx
@@ -18352,7 +18352,6 @@
       </w:pPr>
     </w:p>
     <w:sectPr>
-      <w:headerReference w:type="default" r:id="rId21"/>
       <w:footerReference w:type="default" r:id="rId22"/>
       <w:pgSz w:w="12240" w:h="15840"/>
       <w:pgMar w:top="490" w:right="720" w:bottom="360" w:left="1008" w:header="504" w:footer="720" w:gutter="0"/>
@@ -18606,6 +18605,18 @@
     <w:pPr>
       <w:pStyle w:val="Header"/>
     </w:pPr>
+    <w:r/>
+  </w:p>
+</w:hdr>
+</file>
+
+<file path=word/header4.xml><?xml version="1.0" encoding="utf-8"?>
+<w:hdr xmlns:m="http://schemas.openxmlformats.org/officeDocument/2006/math" xmlns:mc="http://schemas.openxmlformats.org/markup-compatibility/2006" xmlns:mo="http://schemas.microsoft.com/office/mac/office/2008/main" xmlns:mv="urn:schemas-microsoft-com:mac:vml" xmlns:o="urn:schemas-microsoft-com:office:office" xmlns:r="http://schemas.openxmlformats.org/officeDocument/2006/relationships" xmlns:v="urn:schemas-microsoft-com:vml" xmlns:w10="urn:schemas-microsoft-com:office:word" xmlns:w14="http://schemas.microsoft.com/office/word/2010/wordml" xmlns:w="http://schemas.openxmlformats.org/wordprocessingml/2006/main" xmlns:wne="http://schemas.microsoft.com/office/word/2006/wordml" xmlns:wp14="http://schemas.microsoft.com/office/word/2010/wordprocessingDrawing" xmlns:wp="http://schemas.openxmlformats.org/drawingml/2006/wordprocessingDrawing" xmlns:wpc="http://schemas.microsoft.com/office/word/2010/wordprocessingCanvas" xmlns:wpg="http://schemas.microsoft.com/office/word/2010/wordprocessingGroup" xmlns:wpi="http://schemas.microsoft.com/office/word/2010/wordprocessingInk" xmlns:wps="http://schemas.microsoft.com/office/word/2010/wordprocessingShape" mc:Ignorable="w14 wp14">
+  <w:p>
+    <w:pPr>
+      <w:pStyle w:val="Header"/>
+    </w:pPr>
+    <w:r/>
   </w:p>
 </w:hdr>
 </file>
